--- a/COS80023_Big_Data/bigdata-hotspots-analysis/Main_Project_Implementation.docx
+++ b/COS80023_Big_Data/bigdata-hotspots-analysis/Main_Project_Implementation.docx
@@ -6243,31 +6243,7 @@
           <w:sz w:val="28"/>
           <w:szCs w:val="28"/>
         </w:rPr>
-        <w:t xml:space="preserve">Step 5 — Modelling (Classifying Hotspot vs </w:t>
-      </w:r>
-      <w:proofErr w:type="gramStart"/>
-      <w:r>
-        <w:rPr>
-          <w:rFonts w:ascii="Calibri" w:hAnsi="Calibri" w:cs="Calibri"/>
-          <w:b/>
-          <w:bCs/>
-          <w:color w:val="153D63" w:themeColor="text2" w:themeTint="E6"/>
-          <w:sz w:val="28"/>
-          <w:szCs w:val="28"/>
-        </w:rPr>
-        <w:t>Non-Hotspot</w:t>
-      </w:r>
-      <w:proofErr w:type="gramEnd"/>
-      <w:r>
-        <w:rPr>
-          <w:rFonts w:ascii="Calibri" w:hAnsi="Calibri" w:cs="Calibri"/>
-          <w:b/>
-          <w:bCs/>
-          <w:color w:val="153D63" w:themeColor="text2" w:themeTint="E6"/>
-          <w:sz w:val="28"/>
-          <w:szCs w:val="28"/>
-        </w:rPr>
-        <w:t>)</w:t>
+        <w:t>Step 5 — Modelling (Classifying Hotspot vs Non-Hotspot)</w:t>
       </w:r>
     </w:p>
     <w:p>
